--- a/Coding 1 - year/Unit 6 - Debugging and Documentation/Daily Lesson Plans/Word/Day 123.docx
+++ b/Coding 1 - year/Unit 6 - Debugging and Documentation/Daily Lesson Plans/Word/Day 123.docx
@@ -50,12 +50,15 @@
               </w:rPr>
               <w:t xml:space="preserve">Coding I — Full Year</w:t>
             </w:r>
-          </w:p>
-          <w:p>
-            <w:pPr>
-              <w:spacing w:before="40"/>
-              <w:jc w:val="center"/>
-            </w:pPr>
+            <w:r>
+              <w:rPr>
+                <w:rFonts w:ascii="Arial" w:cs="Arial" w:eastAsia="Arial" w:hAnsi="Arial"/>
+                <w:sz w:val="16"/>
+                <w:szCs w:val="16"/>
+              </w:rPr>
+              <w:br/>
+              <w:t xml:space="preserve"/>
+            </w:r>
             <w:r>
               <w:rPr>
                 <w:rFonts w:ascii="Arial" w:cs="Arial" w:eastAsia="Arial" w:hAnsi="Arial"/>
@@ -83,7 +86,7 @@
           <w:rFonts w:ascii="Arial" w:cs="Arial" w:eastAsia="Arial" w:hAnsi="Arial"/>
           <w:b/>
           <w:bCs/>
-          <w:color w:val="1F3864"/>
+          <w:color w:val="2B5797"/>
           <w:sz w:val="32"/>
           <w:szCs w:val="32"/>
         </w:rPr>
@@ -261,9 +264,9 @@
               <w:right w:val="single" w:color="CCCCCC" w:sz="1"/>
             </w:tcBorders>
             <w:tcMar>
-              <w:top w:type="dxa" w:w="60"/>
+              <w:top w:type="dxa" w:w="80"/>
               <w:left w:type="dxa" w:w="120"/>
-              <w:bottom w:type="dxa" w:w="60"/>
+              <w:bottom w:type="dxa" w:w="80"/>
               <w:right w:type="dxa" w:w="120"/>
             </w:tcMar>
           </w:tcPr>
@@ -290,20 +293,213 @@
               <w:right w:val="single" w:color="CCCCCC" w:sz="1"/>
             </w:tcBorders>
             <w:tcMar>
-              <w:top w:type="dxa" w:w="60"/>
+              <w:top w:type="dxa" w:w="80"/>
               <w:left w:type="dxa" w:w="120"/>
-              <w:bottom w:type="dxa" w:w="60"/>
+              <w:bottom w:type="dxa" w:w="80"/>
               <w:right w:type="dxa" w:w="120"/>
             </w:tcMar>
           </w:tcPr>
           <w:p>
-            <w:r>
-              <w:rPr>
-                <w:rFonts w:ascii="Arial" w:cs="Arial" w:eastAsia="Arial" w:hAnsi="Arial"/>
-                <w:sz w:val="20"/>
-                <w:szCs w:val="20"/>
+            <w:pPr>
+              <w:spacing w:after="80" w:before="80"/>
+            </w:pPr>
+            <w:r>
+              <w:rPr>
+                <w:rFonts w:ascii="Arial" w:cs="Arial" w:eastAsia="Arial" w:hAnsi="Arial"/>
+                <w:b/>
+                <w:bCs/>
+                <w:i w:val="false"/>
+                <w:iCs w:val="false"/>
+                <w:color w:val="000000"/>
+                <w:sz w:val="22"/>
+                <w:szCs w:val="22"/>
               </w:rPr>
               <w:t xml:space="preserve">Bell Ringer / Review</w:t>
+            </w:r>
+            <w:r>
+              <w:rPr>
+                <w:rFonts w:ascii="Arial" w:cs="Arial" w:eastAsia="Arial" w:hAnsi="Arial"/>
+                <w:sz w:val="20"/>
+                <w:szCs w:val="20"/>
+              </w:rPr>
+              <w:br/>
+              <w:t xml:space="preserve"/>
+            </w:r>
+            <w:r>
+              <w:rPr>
+                <w:rFonts w:ascii="Arial" w:cs="Arial" w:eastAsia="Arial" w:hAnsi="Arial"/>
+                <w:sz w:val="20"/>
+                <w:szCs w:val="20"/>
+              </w:rPr>
+              <w:br/>
+              <w:t xml:space="preserve"/>
+            </w:r>
+            <w:r>
+              <w:rPr>
+                <w:rFonts w:ascii="Arial" w:cs="Arial" w:eastAsia="Arial" w:hAnsi="Arial"/>
+                <w:b/>
+                <w:bCs/>
+                <w:i w:val="false"/>
+                <w:iCs w:val="false"/>
+                <w:color w:val="000000"/>
+                <w:sz w:val="20"/>
+                <w:szCs w:val="20"/>
+              </w:rPr>
+              <w:t xml:space="preserve">Quick Write </w:t>
+            </w:r>
+            <w:r>
+              <w:rPr>
+                <w:rFonts w:ascii="Arial" w:cs="Arial" w:eastAsia="Arial" w:hAnsi="Arial"/>
+                <w:b w:val="false"/>
+                <w:bCs w:val="false"/>
+                <w:i w:val="false"/>
+                <w:iCs w:val="false"/>
+                <w:color w:val="000000"/>
+                <w:sz w:val="20"/>
+                <w:szCs w:val="20"/>
+              </w:rPr>
+              <w:t xml:space="preserve">(3 min — written or verbal):</w:t>
+            </w:r>
+            <w:r>
+              <w:rPr>
+                <w:rFonts w:ascii="Arial" w:cs="Arial" w:eastAsia="Arial" w:hAnsi="Arial"/>
+                <w:sz w:val="20"/>
+                <w:szCs w:val="20"/>
+              </w:rPr>
+              <w:br/>
+              <w:t xml:space="preserve"/>
+            </w:r>
+            <w:r>
+              <w:rPr>
+                <w:rFonts w:ascii="Arial" w:cs="Arial" w:eastAsia="Arial" w:hAnsi="Arial"/>
+                <w:b w:val="false"/>
+                <w:bCs w:val="false"/>
+                <w:i w:val="false"/>
+                <w:iCs w:val="false"/>
+                <w:color w:val="000000"/>
+                <w:sz w:val="20"/>
+                <w:szCs w:val="20"/>
+              </w:rPr>
+              <w:t xml:space="preserve">    In your own words: Recognize common syntax errors and fix them?</w:t>
+            </w:r>
+            <w:r>
+              <w:rPr>
+                <w:rFonts w:ascii="Arial" w:cs="Arial" w:eastAsia="Arial" w:hAnsi="Arial"/>
+                <w:sz w:val="20"/>
+                <w:szCs w:val="20"/>
+              </w:rPr>
+              <w:br/>
+              <w:t xml:space="preserve"/>
+            </w:r>
+            <w:r>
+              <w:rPr>
+                <w:rFonts w:ascii="Arial" w:cs="Arial" w:eastAsia="Arial" w:hAnsi="Arial"/>
+                <w:sz w:val="20"/>
+                <w:szCs w:val="20"/>
+              </w:rPr>
+              <w:br/>
+              <w:t xml:space="preserve"/>
+            </w:r>
+            <w:r>
+              <w:rPr>
+                <w:rFonts w:ascii="Arial" w:cs="Arial" w:eastAsia="Arial" w:hAnsi="Arial"/>
+                <w:b/>
+                <w:bCs/>
+                <w:i w:val="false"/>
+                <w:iCs w:val="false"/>
+                <w:color w:val="000000"/>
+                <w:sz w:val="20"/>
+                <w:szCs w:val="20"/>
+              </w:rPr>
+              <w:t xml:space="preserve">Vocabulary Preview — </w:t>
+            </w:r>
+            <w:r>
+              <w:rPr>
+                <w:rFonts w:ascii="Arial" w:cs="Arial" w:eastAsia="Arial" w:hAnsi="Arial"/>
+                <w:b w:val="false"/>
+                <w:bCs w:val="false"/>
+                <w:i w:val="false"/>
+                <w:iCs w:val="false"/>
+                <w:color w:val="000000"/>
+                <w:sz w:val="20"/>
+                <w:szCs w:val="20"/>
+              </w:rPr>
+              <w:t xml:space="preserve">terms we'll use today:</w:t>
+            </w:r>
+            <w:r>
+              <w:rPr>
+                <w:rFonts w:ascii="Arial" w:cs="Arial" w:eastAsia="Arial" w:hAnsi="Arial"/>
+                <w:sz w:val="20"/>
+                <w:szCs w:val="20"/>
+              </w:rPr>
+              <w:br/>
+              <w:t xml:space="preserve"/>
+            </w:r>
+            <w:r>
+              <w:rPr>
+                <w:rFonts w:ascii="Arial" w:cs="Arial" w:eastAsia="Arial" w:hAnsi="Arial"/>
+                <w:b w:val="false"/>
+                <w:bCs w:val="false"/>
+                <w:i w:val="false"/>
+                <w:iCs w:val="false"/>
+                <w:color w:val="000000"/>
+                <w:sz w:val="20"/>
+                <w:szCs w:val="20"/>
+              </w:rPr>
+              <w:t xml:space="preserve">    • Missing colons   •   Mismatched or missing quotes   •   Indentation errors   •   Using keywords as variable names</w:t>
+            </w:r>
+            <w:r>
+              <w:rPr>
+                <w:rFonts w:ascii="Arial" w:cs="Arial" w:eastAsia="Arial" w:hAnsi="Arial"/>
+                <w:sz w:val="20"/>
+                <w:szCs w:val="20"/>
+              </w:rPr>
+              <w:br/>
+              <w:t xml:space="preserve"/>
+            </w:r>
+            <w:r>
+              <w:rPr>
+                <w:rFonts w:ascii="Arial" w:cs="Arial" w:eastAsia="Arial" w:hAnsi="Arial"/>
+                <w:sz w:val="20"/>
+                <w:szCs w:val="20"/>
+              </w:rPr>
+              <w:br/>
+              <w:t xml:space="preserve"/>
+            </w:r>
+            <w:r>
+              <w:rPr>
+                <w:rFonts w:ascii="Arial" w:cs="Arial" w:eastAsia="Arial" w:hAnsi="Arial"/>
+                <w:b w:val="false"/>
+                <w:bCs w:val="false"/>
+                <w:i/>
+                <w:iCs/>
+                <w:color w:val="444444"/>
+                <w:sz w:val="20"/>
+                <w:szCs w:val="20"/>
+              </w:rPr>
+              <w:t xml:space="preserve">Today's Goal: By the end of class you will be able to recognize common syntax errors and fix them.</w:t>
+            </w:r>
+            <w:r>
+              <w:rPr>
+                <w:rFonts w:ascii="Arial" w:cs="Arial" w:eastAsia="Arial" w:hAnsi="Arial"/>
+                <w:sz w:val="20"/>
+                <w:szCs w:val="20"/>
+              </w:rPr>
+              <w:br/>
+              <w:t xml:space="preserve"/>
+            </w:r>
+            <w:r>
+              <w:rPr>
+                <w:rFonts w:ascii="Arial" w:cs="Arial" w:eastAsia="Arial" w:hAnsi="Arial"/>
+                <w:b w:val="false"/>
+                <w:bCs w:val="false"/>
+                <w:i/>
+                <w:iCs/>
+                <w:color w:val="555555"/>
+                <w:sz w:val="20"/>
+                <w:szCs w:val="20"/>
+              </w:rPr>
+              <w:t xml:space="preserve">→ Pair-share your response, then 2–3 students share with the class.</w:t>
             </w:r>
           </w:p>
         </w:tc>
@@ -319,9 +515,9 @@
               <w:right w:val="single" w:color="CCCCCC" w:sz="1"/>
             </w:tcBorders>
             <w:tcMar>
-              <w:top w:type="dxa" w:w="60"/>
+              <w:top w:type="dxa" w:w="80"/>
               <w:left w:type="dxa" w:w="120"/>
-              <w:bottom w:type="dxa" w:w="60"/>
+              <w:bottom w:type="dxa" w:w="80"/>
               <w:right w:type="dxa" w:w="120"/>
             </w:tcMar>
           </w:tcPr>
@@ -348,20 +544,402 @@
               <w:right w:val="single" w:color="CCCCCC" w:sz="1"/>
             </w:tcBorders>
             <w:tcMar>
-              <w:top w:type="dxa" w:w="60"/>
+              <w:top w:type="dxa" w:w="80"/>
               <w:left w:type="dxa" w:w="120"/>
-              <w:bottom w:type="dxa" w:w="60"/>
+              <w:bottom w:type="dxa" w:w="80"/>
               <w:right w:type="dxa" w:w="120"/>
             </w:tcMar>
           </w:tcPr>
           <w:p>
-            <w:r>
-              <w:rPr>
-                <w:rFonts w:ascii="Arial" w:cs="Arial" w:eastAsia="Arial" w:hAnsi="Arial"/>
-                <w:sz w:val="20"/>
-                <w:szCs w:val="20"/>
-              </w:rPr>
-              <w:t xml:space="preserve">Mini Lesson: Common Syntax Errors</w:t>
+            <w:pPr>
+              <w:spacing w:after="80" w:before="80"/>
+            </w:pPr>
+            <w:r>
+              <w:rPr>
+                <w:rFonts w:ascii="Arial" w:cs="Arial" w:eastAsia="Arial" w:hAnsi="Arial"/>
+                <w:b/>
+                <w:bCs/>
+                <w:i w:val="false"/>
+                <w:iCs w:val="false"/>
+                <w:color w:val="000000"/>
+                <w:sz w:val="22"/>
+                <w:szCs w:val="22"/>
+              </w:rPr>
+              <w:t xml:space="preserve">Mini Lesson: </w:t>
+            </w:r>
+            <w:r>
+              <w:rPr>
+                <w:rFonts w:ascii="Arial" w:cs="Arial" w:eastAsia="Arial" w:hAnsi="Arial"/>
+                <w:b w:val="false"/>
+                <w:bCs w:val="false"/>
+                <w:i w:val="false"/>
+                <w:iCs w:val="false"/>
+                <w:color w:val="000000"/>
+                <w:sz w:val="22"/>
+                <w:szCs w:val="22"/>
+              </w:rPr>
+              <w:t xml:space="preserve">Common Syntax Errors</w:t>
+            </w:r>
+            <w:r>
+              <w:rPr>
+                <w:rFonts w:ascii="Arial" w:cs="Arial" w:eastAsia="Arial" w:hAnsi="Arial"/>
+                <w:sz w:val="20"/>
+                <w:szCs w:val="20"/>
+              </w:rPr>
+              <w:br/>
+              <w:t xml:space="preserve"/>
+            </w:r>
+            <w:r>
+              <w:rPr>
+                <w:rFonts w:ascii="Arial" w:cs="Arial" w:eastAsia="Arial" w:hAnsi="Arial"/>
+                <w:sz w:val="20"/>
+                <w:szCs w:val="20"/>
+              </w:rPr>
+              <w:br/>
+              <w:t xml:space="preserve"/>
+            </w:r>
+            <w:r>
+              <w:rPr>
+                <w:rFonts w:ascii="Arial" w:cs="Arial" w:eastAsia="Arial" w:hAnsi="Arial"/>
+                <w:b/>
+                <w:bCs/>
+                <w:i/>
+                <w:iCs/>
+                <w:color w:val="000000"/>
+                <w:sz w:val="20"/>
+                <w:szCs w:val="20"/>
+              </w:rPr>
+              <w:t xml:space="preserve">Learning Target: </w:t>
+            </w:r>
+            <w:r>
+              <w:rPr>
+                <w:rFonts w:ascii="Arial" w:cs="Arial" w:eastAsia="Arial" w:hAnsi="Arial"/>
+                <w:b w:val="false"/>
+                <w:bCs w:val="false"/>
+                <w:i/>
+                <w:iCs/>
+                <w:color w:val="333333"/>
+                <w:sz w:val="20"/>
+                <w:szCs w:val="20"/>
+              </w:rPr>
+              <w:t xml:space="preserve">I can recognize common syntax errors and fix them.</w:t>
+            </w:r>
+            <w:r>
+              <w:rPr>
+                <w:rFonts w:ascii="Arial" w:cs="Arial" w:eastAsia="Arial" w:hAnsi="Arial"/>
+                <w:sz w:val="20"/>
+                <w:szCs w:val="20"/>
+              </w:rPr>
+              <w:br/>
+              <w:t xml:space="preserve"/>
+            </w:r>
+            <w:r>
+              <w:rPr>
+                <w:rFonts w:ascii="Arial" w:cs="Arial" w:eastAsia="Arial" w:hAnsi="Arial"/>
+                <w:sz w:val="20"/>
+                <w:szCs w:val="20"/>
+              </w:rPr>
+              <w:br/>
+              <w:t xml:space="preserve"/>
+            </w:r>
+            <w:r>
+              <w:rPr>
+                <w:rFonts w:ascii="Arial" w:cs="Arial" w:eastAsia="Arial" w:hAnsi="Arial"/>
+                <w:b w:val="false"/>
+                <w:bCs w:val="false"/>
+                <w:i w:val="false"/>
+                <w:iCs w:val="false"/>
+                <w:color w:val="000000"/>
+                <w:sz w:val="20"/>
+                <w:szCs w:val="20"/>
+              </w:rPr>
+              <w:t xml:space="preserve">Syntax errors prevent your code from running at all. Python catches these immediately during the parsing phase. Learning to recognize the most common syntax errors helps you fix them quickly.</w:t>
+            </w:r>
+            <w:r>
+              <w:rPr>
+                <w:rFonts w:ascii="Arial" w:cs="Arial" w:eastAsia="Arial" w:hAnsi="Arial"/>
+                <w:sz w:val="20"/>
+                <w:szCs w:val="20"/>
+              </w:rPr>
+              <w:br/>
+              <w:t xml:space="preserve"/>
+            </w:r>
+            <w:r>
+              <w:rPr>
+                <w:rFonts w:ascii="Arial" w:cs="Arial" w:eastAsia="Arial" w:hAnsi="Arial"/>
+                <w:b w:val="false"/>
+                <w:bCs w:val="false"/>
+                <w:i w:val="false"/>
+                <w:iCs w:val="false"/>
+                <w:color w:val="000000"/>
+                <w:sz w:val="20"/>
+                <w:szCs w:val="20"/>
+              </w:rPr>
+              <w:t xml:space="preserve">The good news is that Python's error messages are usually pretty clear about what's wrong and point you to the exact line.</w:t>
+            </w:r>
+            <w:r>
+              <w:rPr>
+                <w:rFonts w:ascii="Arial" w:cs="Arial" w:eastAsia="Arial" w:hAnsi="Arial"/>
+                <w:sz w:val="20"/>
+                <w:szCs w:val="20"/>
+              </w:rPr>
+              <w:br/>
+              <w:t xml:space="preserve"/>
+            </w:r>
+            <w:r>
+              <w:rPr>
+                <w:rFonts w:ascii="Arial" w:cs="Arial" w:eastAsia="Arial" w:hAnsi="Arial"/>
+                <w:sz w:val="20"/>
+                <w:szCs w:val="20"/>
+              </w:rPr>
+              <w:br/>
+              <w:t xml:space="preserve"/>
+            </w:r>
+            <w:r>
+              <w:rPr>
+                <w:rFonts w:ascii="Arial" w:cs="Arial" w:eastAsia="Arial" w:hAnsi="Arial"/>
+                <w:b/>
+                <w:bCs/>
+                <w:i w:val="false"/>
+                <w:iCs w:val="false"/>
+                <w:color w:val="000000"/>
+                <w:sz w:val="20"/>
+                <w:szCs w:val="20"/>
+              </w:rPr>
+              <w:t xml:space="preserve">Key Concepts:</w:t>
+            </w:r>
+            <w:r>
+              <w:rPr>
+                <w:rFonts w:ascii="Arial" w:cs="Arial" w:eastAsia="Arial" w:hAnsi="Arial"/>
+                <w:sz w:val="20"/>
+                <w:szCs w:val="20"/>
+              </w:rPr>
+              <w:br/>
+              <w:t xml:space="preserve"/>
+            </w:r>
+            <w:r>
+              <w:rPr>
+                <w:rFonts w:ascii="Arial" w:cs="Arial" w:eastAsia="Arial" w:hAnsi="Arial"/>
+                <w:b w:val="false"/>
+                <w:bCs w:val="false"/>
+                <w:i w:val="false"/>
+                <w:iCs w:val="false"/>
+                <w:color w:val="000000"/>
+                <w:sz w:val="20"/>
+                <w:szCs w:val="20"/>
+              </w:rPr>
+              <w:t xml:space="preserve">    • Missing colons after if, elif, else, for, while, def, class, try, except</w:t>
+            </w:r>
+            <w:r>
+              <w:rPr>
+                <w:rFonts w:ascii="Arial" w:cs="Arial" w:eastAsia="Arial" w:hAnsi="Arial"/>
+                <w:sz w:val="20"/>
+                <w:szCs w:val="20"/>
+              </w:rPr>
+              <w:br/>
+              <w:t xml:space="preserve"/>
+            </w:r>
+            <w:r>
+              <w:rPr>
+                <w:rFonts w:ascii="Arial" w:cs="Arial" w:eastAsia="Arial" w:hAnsi="Arial"/>
+                <w:b w:val="false"/>
+                <w:bCs w:val="false"/>
+                <w:i w:val="false"/>
+                <w:iCs w:val="false"/>
+                <w:color w:val="000000"/>
+                <w:sz w:val="20"/>
+                <w:szCs w:val="20"/>
+              </w:rPr>
+              <w:t xml:space="preserve">    • Mismatched or missing quotes around strings (single ' or double ")</w:t>
+            </w:r>
+            <w:r>
+              <w:rPr>
+                <w:rFonts w:ascii="Arial" w:cs="Arial" w:eastAsia="Arial" w:hAnsi="Arial"/>
+                <w:sz w:val="20"/>
+                <w:szCs w:val="20"/>
+              </w:rPr>
+              <w:br/>
+              <w:t xml:space="preserve"/>
+            </w:r>
+            <w:r>
+              <w:rPr>
+                <w:rFonts w:ascii="Arial" w:cs="Arial" w:eastAsia="Arial" w:hAnsi="Arial"/>
+                <w:b w:val="false"/>
+                <w:bCs w:val="false"/>
+                <w:i w:val="false"/>
+                <w:iCs w:val="false"/>
+                <w:color w:val="000000"/>
+                <w:sz w:val="20"/>
+                <w:szCs w:val="20"/>
+              </w:rPr>
+              <w:t xml:space="preserve">    • Mismatched parentheses, brackets, or braces — uneven pairs</w:t>
+            </w:r>
+            <w:r>
+              <w:rPr>
+                <w:rFonts w:ascii="Arial" w:cs="Arial" w:eastAsia="Arial" w:hAnsi="Arial"/>
+                <w:sz w:val="20"/>
+                <w:szCs w:val="20"/>
+              </w:rPr>
+              <w:br/>
+              <w:t xml:space="preserve"/>
+            </w:r>
+            <w:r>
+              <w:rPr>
+                <w:rFonts w:ascii="Arial" w:cs="Arial" w:eastAsia="Arial" w:hAnsi="Arial"/>
+                <w:b w:val="false"/>
+                <w:bCs w:val="false"/>
+                <w:i w:val="false"/>
+                <w:iCs w:val="false"/>
+                <w:color w:val="000000"/>
+                <w:sz w:val="20"/>
+                <w:szCs w:val="20"/>
+              </w:rPr>
+              <w:t xml:space="preserve">    • Indentation errors — too much, too little, or inconsistent spacing</w:t>
+            </w:r>
+            <w:r>
+              <w:rPr>
+                <w:rFonts w:ascii="Arial" w:cs="Arial" w:eastAsia="Arial" w:hAnsi="Arial"/>
+                <w:sz w:val="20"/>
+                <w:szCs w:val="20"/>
+              </w:rPr>
+              <w:br/>
+              <w:t xml:space="preserve"/>
+            </w:r>
+            <w:r>
+              <w:rPr>
+                <w:rFonts w:ascii="Arial" w:cs="Arial" w:eastAsia="Arial" w:hAnsi="Arial"/>
+                <w:b w:val="false"/>
+                <w:bCs w:val="false"/>
+                <w:i w:val="false"/>
+                <w:iCs w:val="false"/>
+                <w:color w:val="000000"/>
+                <w:sz w:val="20"/>
+                <w:szCs w:val="20"/>
+              </w:rPr>
+              <w:t xml:space="preserve">    • Using keywords as variable names — if, while, print, for, class, etc. are reserved</w:t>
+            </w:r>
+            <w:r>
+              <w:rPr>
+                <w:rFonts w:ascii="Arial" w:cs="Arial" w:eastAsia="Arial" w:hAnsi="Arial"/>
+                <w:sz w:val="20"/>
+                <w:szCs w:val="20"/>
+              </w:rPr>
+              <w:br/>
+              <w:t xml:space="preserve"/>
+            </w:r>
+            <w:r>
+              <w:rPr>
+                <w:rFonts w:ascii="Arial" w:cs="Arial" w:eastAsia="Arial" w:hAnsi="Arial"/>
+                <w:sz w:val="20"/>
+                <w:szCs w:val="20"/>
+              </w:rPr>
+              <w:br/>
+              <w:t xml:space="preserve"/>
+            </w:r>
+            <w:r>
+              <w:rPr>
+                <w:rFonts w:ascii="Arial" w:cs="Arial" w:eastAsia="Arial" w:hAnsi="Arial"/>
+                <w:b/>
+                <w:bCs/>
+                <w:i w:val="false"/>
+                <w:iCs w:val="false"/>
+                <w:color w:val="000000"/>
+                <w:sz w:val="20"/>
+                <w:szCs w:val="20"/>
+              </w:rPr>
+              <w:t xml:space="preserve">Vocabulary: </w:t>
+            </w:r>
+            <w:r>
+              <w:rPr>
+                <w:rFonts w:ascii="Arial" w:cs="Arial" w:eastAsia="Arial" w:hAnsi="Arial"/>
+                <w:b w:val="false"/>
+                <w:bCs w:val="false"/>
+                <w:i w:val="false"/>
+                <w:iCs w:val="false"/>
+                <w:color w:val="000000"/>
+                <w:sz w:val="20"/>
+                <w:szCs w:val="20"/>
+              </w:rPr>
+              <w:t xml:space="preserve">Missing colons, Mismatched or missing quotes, Indentation errors, Using keywords as variable names</w:t>
+            </w:r>
+            <w:r>
+              <w:rPr>
+                <w:rFonts w:ascii="Arial" w:cs="Arial" w:eastAsia="Arial" w:hAnsi="Arial"/>
+                <w:sz w:val="20"/>
+                <w:szCs w:val="20"/>
+              </w:rPr>
+              <w:br/>
+              <w:t xml:space="preserve"/>
+            </w:r>
+            <w:r>
+              <w:rPr>
+                <w:rFonts w:ascii="Arial" w:cs="Arial" w:eastAsia="Arial" w:hAnsi="Arial"/>
+                <w:sz w:val="20"/>
+                <w:szCs w:val="20"/>
+              </w:rPr>
+              <w:br/>
+              <w:t xml:space="preserve"/>
+            </w:r>
+            <w:r>
+              <w:rPr>
+                <w:rFonts w:ascii="Arial" w:cs="Arial" w:eastAsia="Arial" w:hAnsi="Arial"/>
+                <w:b/>
+                <w:bCs/>
+                <w:i/>
+                <w:iCs/>
+                <w:color w:val="555555"/>
+                <w:sz w:val="20"/>
+                <w:szCs w:val="20"/>
+              </w:rPr>
+              <w:t xml:space="preserve">→ Live Demo — </w:t>
+            </w:r>
+            <w:r>
+              <w:rPr>
+                <w:rFonts w:ascii="Arial" w:cs="Arial" w:eastAsia="Arial" w:hAnsi="Arial"/>
+                <w:b w:val="false"/>
+                <w:bCs w:val="false"/>
+                <w:i/>
+                <w:iCs/>
+                <w:color w:val="555555"/>
+                <w:sz w:val="20"/>
+                <w:szCs w:val="20"/>
+              </w:rPr>
+              <w:t xml:space="preserve">type examples as students follow along in their own editor.</w:t>
+            </w:r>
+            <w:r>
+              <w:rPr>
+                <w:rFonts w:ascii="Arial" w:cs="Arial" w:eastAsia="Arial" w:hAnsi="Arial"/>
+                <w:sz w:val="20"/>
+                <w:szCs w:val="20"/>
+              </w:rPr>
+              <w:br/>
+              <w:t xml:space="preserve"/>
+            </w:r>
+            <w:r>
+              <w:rPr>
+                <w:rFonts w:ascii="Arial" w:cs="Arial" w:eastAsia="Arial" w:hAnsi="Arial"/>
+                <w:b/>
+                <w:bCs/>
+                <w:i/>
+                <w:iCs/>
+                <w:color w:val="555555"/>
+                <w:sz w:val="20"/>
+                <w:szCs w:val="20"/>
+              </w:rPr>
+              <w:t xml:space="preserve">→ Check for Understanding: </w:t>
+            </w:r>
+            <w:r>
+              <w:rPr>
+                <w:rFonts w:ascii="Arial" w:cs="Arial" w:eastAsia="Arial" w:hAnsi="Arial"/>
+                <w:b w:val="false"/>
+                <w:bCs w:val="false"/>
+                <w:i/>
+                <w:iCs/>
+                <w:color w:val="555555"/>
+                <w:sz w:val="20"/>
+                <w:szCs w:val="20"/>
+              </w:rPr>
+              <w:t xml:space="preserve">pause and cold-call: “Can someone explain what we just did in their own words?”</w:t>
             </w:r>
           </w:p>
         </w:tc>
@@ -377,9 +955,9 @@
               <w:right w:val="single" w:color="CCCCCC" w:sz="1"/>
             </w:tcBorders>
             <w:tcMar>
-              <w:top w:type="dxa" w:w="60"/>
+              <w:top w:type="dxa" w:w="80"/>
               <w:left w:type="dxa" w:w="120"/>
-              <w:bottom w:type="dxa" w:w="60"/>
+              <w:bottom w:type="dxa" w:w="80"/>
               <w:right w:type="dxa" w:w="120"/>
             </w:tcMar>
           </w:tcPr>
@@ -406,20 +984,90 @@
               <w:right w:val="single" w:color="CCCCCC" w:sz="1"/>
             </w:tcBorders>
             <w:tcMar>
-              <w:top w:type="dxa" w:w="60"/>
+              <w:top w:type="dxa" w:w="80"/>
               <w:left w:type="dxa" w:w="120"/>
-              <w:bottom w:type="dxa" w:w="60"/>
+              <w:bottom w:type="dxa" w:w="80"/>
               <w:right w:type="dxa" w:w="120"/>
             </w:tcMar>
           </w:tcPr>
           <w:p>
-            <w:r>
-              <w:rPr>
-                <w:rFonts w:ascii="Arial" w:cs="Arial" w:eastAsia="Arial" w:hAnsi="Arial"/>
-                <w:sz w:val="20"/>
-                <w:szCs w:val="20"/>
+            <w:pPr>
+              <w:spacing w:after="80" w:before="80"/>
+            </w:pPr>
+            <w:r>
+              <w:rPr>
+                <w:rFonts w:ascii="Arial" w:cs="Arial" w:eastAsia="Arial" w:hAnsi="Arial"/>
+                <w:b/>
+                <w:bCs/>
+                <w:i w:val="false"/>
+                <w:iCs w:val="false"/>
+                <w:color w:val="000000"/>
+                <w:sz w:val="22"/>
+                <w:szCs w:val="22"/>
               </w:rPr>
               <w:t xml:space="preserve">Guided Practice</w:t>
+            </w:r>
+            <w:r>
+              <w:rPr>
+                <w:rFonts w:ascii="Arial" w:cs="Arial" w:eastAsia="Arial" w:hAnsi="Arial"/>
+                <w:sz w:val="20"/>
+                <w:szCs w:val="20"/>
+              </w:rPr>
+              <w:br/>
+              <w:t xml:space="preserve"/>
+            </w:r>
+            <w:r>
+              <w:rPr>
+                <w:rFonts w:ascii="Arial" w:cs="Arial" w:eastAsia="Arial" w:hAnsi="Arial"/>
+                <w:sz w:val="20"/>
+                <w:szCs w:val="20"/>
+              </w:rPr>
+              <w:br/>
+              <w:t xml:space="preserve"/>
+            </w:r>
+            <w:r>
+              <w:rPr>
+                <w:rFonts w:ascii="Arial" w:cs="Arial" w:eastAsia="Arial" w:hAnsi="Arial"/>
+                <w:b w:val="false"/>
+                <w:bCs w:val="false"/>
+                <w:i w:val="false"/>
+                <w:iCs w:val="false"/>
+                <w:color w:val="000000"/>
+                <w:sz w:val="20"/>
+                <w:szCs w:val="20"/>
+              </w:rPr>
+              <w:t xml:space="preserve">Fix these syntax errors:</w:t>
+            </w:r>
+            <w:r>
+              <w:rPr>
+                <w:rFonts w:ascii="Arial" w:cs="Arial" w:eastAsia="Arial" w:hAnsi="Arial"/>
+                <w:sz w:val="20"/>
+                <w:szCs w:val="20"/>
+              </w:rPr>
+              <w:br/>
+              <w:t xml:space="preserve"/>
+            </w:r>
+            <w:r>
+              <w:rPr>
+                <w:rFonts w:ascii="Arial" w:cs="Arial" w:eastAsia="Arial" w:hAnsi="Arial"/>
+                <w:sz w:val="20"/>
+                <w:szCs w:val="20"/>
+              </w:rPr>
+              <w:br/>
+              <w:t xml:space="preserve"/>
+            </w:r>
+            <w:r>
+              <w:rPr>
+                <w:rFonts w:ascii="Arial" w:cs="Arial" w:eastAsia="Arial" w:hAnsi="Arial"/>
+                <w:b w:val="false"/>
+                <w:bCs w:val="false"/>
+                <w:i/>
+                <w:iCs/>
+                <w:color w:val="555555"/>
+                <w:sz w:val="20"/>
+                <w:szCs w:val="20"/>
+              </w:rPr>
+              <w:t xml:space="preserve">→ Teacher models — students try alongside, then compare results.</w:t>
             </w:r>
           </w:p>
         </w:tc>
@@ -435,9 +1083,9 @@
               <w:right w:val="single" w:color="CCCCCC" w:sz="1"/>
             </w:tcBorders>
             <w:tcMar>
-              <w:top w:type="dxa" w:w="60"/>
+              <w:top w:type="dxa" w:w="80"/>
               <w:left w:type="dxa" w:w="120"/>
-              <w:bottom w:type="dxa" w:w="60"/>
+              <w:bottom w:type="dxa" w:w="80"/>
               <w:right w:type="dxa" w:w="120"/>
             </w:tcMar>
           </w:tcPr>
@@ -450,7 +1098,7 @@
                 <w:sz w:val="20"/>
                 <w:szCs w:val="20"/>
               </w:rPr>
-              <w:t xml:space="preserve">15-20 min</w:t>
+              <w:t xml:space="preserve">15–20 min</w:t>
             </w:r>
           </w:p>
         </w:tc>
@@ -464,20 +1112,164 @@
               <w:right w:val="single" w:color="CCCCCC" w:sz="1"/>
             </w:tcBorders>
             <w:tcMar>
-              <w:top w:type="dxa" w:w="60"/>
+              <w:top w:type="dxa" w:w="80"/>
               <w:left w:type="dxa" w:w="120"/>
-              <w:bottom w:type="dxa" w:w="60"/>
+              <w:bottom w:type="dxa" w:w="80"/>
               <w:right w:type="dxa" w:w="120"/>
             </w:tcMar>
           </w:tcPr>
           <w:p>
-            <w:r>
-              <w:rPr>
-                <w:rFonts w:ascii="Arial" w:cs="Arial" w:eastAsia="Arial" w:hAnsi="Arial"/>
-                <w:sz w:val="20"/>
-                <w:szCs w:val="20"/>
+            <w:pPr>
+              <w:spacing w:after="80" w:before="80"/>
+            </w:pPr>
+            <w:r>
+              <w:rPr>
+                <w:rFonts w:ascii="Arial" w:cs="Arial" w:eastAsia="Arial" w:hAnsi="Arial"/>
+                <w:b/>
+                <w:bCs/>
+                <w:i w:val="false"/>
+                <w:iCs w:val="false"/>
+                <w:color w:val="000000"/>
+                <w:sz w:val="22"/>
+                <w:szCs w:val="22"/>
               </w:rPr>
               <w:t xml:space="preserve">Independent Practice / Code Along</w:t>
+            </w:r>
+            <w:r>
+              <w:rPr>
+                <w:rFonts w:ascii="Arial" w:cs="Arial" w:eastAsia="Arial" w:hAnsi="Arial"/>
+                <w:sz w:val="20"/>
+                <w:szCs w:val="20"/>
+              </w:rPr>
+              <w:br/>
+              <w:t xml:space="preserve"/>
+            </w:r>
+            <w:r>
+              <w:rPr>
+                <w:rFonts w:ascii="Arial" w:cs="Arial" w:eastAsia="Arial" w:hAnsi="Arial"/>
+                <w:b/>
+                <w:bCs/>
+                <w:i w:val="false"/>
+                <w:iCs w:val="false"/>
+                <w:color w:val="000000"/>
+                <w:sz w:val="20"/>
+                <w:szCs w:val="20"/>
+              </w:rPr>
+              <w:t xml:space="preserve">    Beginner: </w:t>
+            </w:r>
+            <w:r>
+              <w:rPr>
+                <w:rFonts w:ascii="Arial" w:cs="Arial" w:eastAsia="Arial" w:hAnsi="Arial"/>
+                <w:b w:val="false"/>
+                <w:bCs w:val="false"/>
+                <w:i w:val="false"/>
+                <w:iCs w:val="false"/>
+                <w:color w:val="000000"/>
+                <w:sz w:val="20"/>
+                <w:szCs w:val="20"/>
+              </w:rPr>
+              <w:t xml:space="preserve">Write and run code with each of these syntax errors, note the error message, then fix it:    - Missing colon after if    - Mismatched quotes…</w:t>
+            </w:r>
+            <w:r>
+              <w:rPr>
+                <w:rFonts w:ascii="Arial" w:cs="Arial" w:eastAsia="Arial" w:hAnsi="Arial"/>
+                <w:sz w:val="20"/>
+                <w:szCs w:val="20"/>
+              </w:rPr>
+              <w:br/>
+              <w:t xml:space="preserve"/>
+            </w:r>
+            <w:r>
+              <w:rPr>
+                <w:rFonts w:ascii="Arial" w:cs="Arial" w:eastAsia="Arial" w:hAnsi="Arial"/>
+                <w:b/>
+                <w:bCs/>
+                <w:i w:val="false"/>
+                <w:iCs w:val="false"/>
+                <w:color w:val="000000"/>
+                <w:sz w:val="20"/>
+                <w:szCs w:val="20"/>
+              </w:rPr>
+              <w:t xml:space="preserve">    Intermediate: </w:t>
+            </w:r>
+            <w:r>
+              <w:rPr>
+                <w:rFonts w:ascii="Arial" w:cs="Arial" w:eastAsia="Arial" w:hAnsi="Arial"/>
+                <w:b w:val="false"/>
+                <w:bCs w:val="false"/>
+                <w:i w:val="false"/>
+                <w:iCs w:val="false"/>
+                <w:color w:val="000000"/>
+                <w:sz w:val="20"/>
+                <w:szCs w:val="20"/>
+              </w:rPr>
+              <w:t xml:space="preserve">Identify and fix all syntax errors in this code:</w:t>
+            </w:r>
+            <w:r>
+              <w:rPr>
+                <w:rFonts w:ascii="Arial" w:cs="Arial" w:eastAsia="Arial" w:hAnsi="Arial"/>
+                <w:sz w:val="20"/>
+                <w:szCs w:val="20"/>
+              </w:rPr>
+              <w:br/>
+              <w:t xml:space="preserve"/>
+            </w:r>
+            <w:r>
+              <w:rPr>
+                <w:rFonts w:ascii="Arial" w:cs="Arial" w:eastAsia="Arial" w:hAnsi="Arial"/>
+                <w:b/>
+                <w:bCs/>
+                <w:i w:val="false"/>
+                <w:iCs w:val="false"/>
+                <w:color w:val="000000"/>
+                <w:sz w:val="20"/>
+                <w:szCs w:val="20"/>
+              </w:rPr>
+              <w:t xml:space="preserve">    Challenge: </w:t>
+            </w:r>
+            <w:r>
+              <w:rPr>
+                <w:rFonts w:ascii="Arial" w:cs="Arial" w:eastAsia="Arial" w:hAnsi="Arial"/>
+                <w:b w:val="false"/>
+                <w:bCs w:val="false"/>
+                <w:i w:val="false"/>
+                <w:iCs w:val="false"/>
+                <w:color w:val="000000"/>
+                <w:sz w:val="20"/>
+                <w:szCs w:val="20"/>
+              </w:rPr>
+              <w:t xml:space="preserve">Write a function with intentional syntax errors, exchange with a partner, and have them identify and fix all errors. ---</w:t>
+            </w:r>
+            <w:r>
+              <w:rPr>
+                <w:rFonts w:ascii="Arial" w:cs="Arial" w:eastAsia="Arial" w:hAnsi="Arial"/>
+                <w:sz w:val="20"/>
+                <w:szCs w:val="20"/>
+              </w:rPr>
+              <w:br/>
+              <w:t xml:space="preserve"/>
+            </w:r>
+            <w:r>
+              <w:rPr>
+                <w:rFonts w:ascii="Arial" w:cs="Arial" w:eastAsia="Arial" w:hAnsi="Arial"/>
+                <w:sz w:val="20"/>
+                <w:szCs w:val="20"/>
+              </w:rPr>
+              <w:br/>
+              <w:t xml:space="preserve"/>
+            </w:r>
+            <w:r>
+              <w:rPr>
+                <w:rFonts w:ascii="Arial" w:cs="Arial" w:eastAsia="Arial" w:hAnsi="Arial"/>
+                <w:b w:val="false"/>
+                <w:bCs w:val="false"/>
+                <w:i/>
+                <w:iCs/>
+                <w:color w:val="555555"/>
+                <w:sz w:val="20"/>
+                <w:szCs w:val="20"/>
+              </w:rPr>
+              <w:t xml:space="preserve">→ Teacher circulates — offer hints, check for understanding.</w:t>
             </w:r>
           </w:p>
         </w:tc>
@@ -493,9 +1285,9 @@
               <w:right w:val="single" w:color="CCCCCC" w:sz="1"/>
             </w:tcBorders>
             <w:tcMar>
-              <w:top w:type="dxa" w:w="60"/>
+              <w:top w:type="dxa" w:w="80"/>
               <w:left w:type="dxa" w:w="120"/>
-              <w:bottom w:type="dxa" w:w="60"/>
+              <w:bottom w:type="dxa" w:w="80"/>
               <w:right w:type="dxa" w:w="120"/>
             </w:tcMar>
           </w:tcPr>
@@ -522,20 +1314,90 @@
               <w:right w:val="single" w:color="CCCCCC" w:sz="1"/>
             </w:tcBorders>
             <w:tcMar>
-              <w:top w:type="dxa" w:w="60"/>
+              <w:top w:type="dxa" w:w="80"/>
               <w:left w:type="dxa" w:w="120"/>
-              <w:bottom w:type="dxa" w:w="60"/>
+              <w:bottom w:type="dxa" w:w="80"/>
               <w:right w:type="dxa" w:w="120"/>
             </w:tcMar>
           </w:tcPr>
           <w:p>
-            <w:r>
-              <w:rPr>
-                <w:rFonts w:ascii="Arial" w:cs="Arial" w:eastAsia="Arial" w:hAnsi="Arial"/>
-                <w:sz w:val="20"/>
-                <w:szCs w:val="20"/>
+            <w:pPr>
+              <w:spacing w:after="80" w:before="80"/>
+            </w:pPr>
+            <w:r>
+              <w:rPr>
+                <w:rFonts w:ascii="Arial" w:cs="Arial" w:eastAsia="Arial" w:hAnsi="Arial"/>
+                <w:b/>
+                <w:bCs/>
+                <w:i w:val="false"/>
+                <w:iCs w:val="false"/>
+                <w:color w:val="000000"/>
+                <w:sz w:val="22"/>
+                <w:szCs w:val="22"/>
               </w:rPr>
               <w:t xml:space="preserve">Exit Ticket / Wrap-Up</w:t>
+            </w:r>
+            <w:r>
+              <w:rPr>
+                <w:rFonts w:ascii="Arial" w:cs="Arial" w:eastAsia="Arial" w:hAnsi="Arial"/>
+                <w:sz w:val="20"/>
+                <w:szCs w:val="20"/>
+              </w:rPr>
+              <w:br/>
+              <w:t xml:space="preserve"/>
+            </w:r>
+            <w:r>
+              <w:rPr>
+                <w:rFonts w:ascii="Arial" w:cs="Arial" w:eastAsia="Arial" w:hAnsi="Arial"/>
+                <w:sz w:val="20"/>
+                <w:szCs w:val="20"/>
+              </w:rPr>
+              <w:br/>
+              <w:t xml:space="preserve"/>
+            </w:r>
+            <w:r>
+              <w:rPr>
+                <w:rFonts w:ascii="Arial" w:cs="Arial" w:eastAsia="Arial" w:hAnsi="Arial"/>
+                <w:b w:val="false"/>
+                <w:bCs w:val="false"/>
+                <w:i w:val="false"/>
+                <w:iCs w:val="false"/>
+                <w:color w:val="000000"/>
+                <w:sz w:val="20"/>
+                <w:szCs w:val="20"/>
+              </w:rPr>
+              <w:t xml:space="preserve">Quick Check: Recognize common syntax errors and fix them?</w:t>
+            </w:r>
+            <w:r>
+              <w:rPr>
+                <w:rFonts w:ascii="Arial" w:cs="Arial" w:eastAsia="Arial" w:hAnsi="Arial"/>
+                <w:sz w:val="20"/>
+                <w:szCs w:val="20"/>
+              </w:rPr>
+              <w:br/>
+              <w:t xml:space="preserve"/>
+            </w:r>
+            <w:r>
+              <w:rPr>
+                <w:rFonts w:ascii="Arial" w:cs="Arial" w:eastAsia="Arial" w:hAnsi="Arial"/>
+                <w:sz w:val="20"/>
+                <w:szCs w:val="20"/>
+              </w:rPr>
+              <w:br/>
+              <w:t xml:space="preserve"/>
+            </w:r>
+            <w:r>
+              <w:rPr>
+                <w:rFonts w:ascii="Arial" w:cs="Arial" w:eastAsia="Arial" w:hAnsi="Arial"/>
+                <w:b w:val="false"/>
+                <w:bCs w:val="false"/>
+                <w:i/>
+                <w:iCs/>
+                <w:color w:val="555555"/>
+                <w:sz w:val="20"/>
+                <w:szCs w:val="20"/>
+              </w:rPr>
+              <w:t xml:space="preserve">→ 3–2–1: Name 3 things learned, 2 new vocab words, 1 question you still have.</w:t>
             </w:r>
           </w:p>
         </w:tc>
@@ -781,19 +1643,6 @@
                 <w:sz w:val="18"/>
                 <w:szCs w:val="18"/>
               </w:rPr>
-              <w:t xml:space="preserve"># SYNTAX ERROR 1: Missing colon after if</w:t>
-            </w:r>
-          </w:p>
-          <w:p>
-            <w:pPr>
-              <w:spacing w:after="20"/>
-            </w:pPr>
-            <w:r>
-              <w:rPr>
-                <w:rFonts w:ascii="Courier New" w:cs="Courier New" w:eastAsia="Courier New" w:hAnsi="Courier New"/>
-                <w:sz w:val="18"/>
-                <w:szCs w:val="18"/>
-              </w:rPr>
               <w:t xml:space="preserve">if x &gt; 5</w:t>
             </w:r>
           </w:p>
@@ -820,7 +1669,7 @@
                 <w:sz w:val="18"/>
                 <w:szCs w:val="18"/>
               </w:rPr>
-              <w:t xml:space="preserve"># Fixed:</w:t>
+              <w:t xml:space="preserve"> </w:t>
             </w:r>
           </w:p>
           <w:p>
@@ -872,7 +1721,7 @@
                 <w:sz w:val="18"/>
                 <w:szCs w:val="18"/>
               </w:rPr>
-              <w:t xml:space="preserve"># SYNTAX ERROR 2: Mismatched quotes</w:t>
+              <w:t xml:space="preserve"> </w:t>
             </w:r>
           </w:p>
           <w:p>
@@ -898,7 +1747,7 @@
                 <w:sz w:val="18"/>
                 <w:szCs w:val="18"/>
               </w:rPr>
-              <w:t xml:space="preserve"># Fixed:</w:t>
+              <w:t xml:space="preserve"> </w:t>
             </w:r>
           </w:p>
           <w:p>
@@ -937,7 +1786,7 @@
                 <w:sz w:val="18"/>
                 <w:szCs w:val="18"/>
               </w:rPr>
-              <w:t xml:space="preserve"># SYNTAX ERROR 3: Indentation error</w:t>
+              <w:t xml:space="preserve"> </w:t>
             </w:r>
           </w:p>
           <w:p>
@@ -976,7 +1825,7 @@
                 <w:sz w:val="18"/>
                 <w:szCs w:val="18"/>
               </w:rPr>
-              <w:t xml:space="preserve"># Fixed:</w:t>
+              <w:t xml:space="preserve"> </w:t>
             </w:r>
           </w:p>
           <w:p>
@@ -1028,7 +1877,7 @@
                 <w:sz w:val="18"/>
                 <w:szCs w:val="18"/>
               </w:rPr>
-              <w:t xml:space="preserve"># SYNTAX ERROR 4: Missing parenthesis</w:t>
+              <w:t xml:space="preserve"> </w:t>
             </w:r>
           </w:p>
           <w:p>
@@ -1054,7 +1903,7 @@
                 <w:sz w:val="18"/>
                 <w:szCs w:val="18"/>
               </w:rPr>
-              <w:t xml:space="preserve"># Fixed:</w:t>
+              <w:t xml:space="preserve"> </w:t>
             </w:r>
           </w:p>
           <w:p>
@@ -1093,7 +1942,7 @@
                 <w:sz w:val="18"/>
                 <w:szCs w:val="18"/>
               </w:rPr>
-              <w:t xml:space="preserve"># SYNTAX ERROR 5: Using a keyword as variable name</w:t>
+              <w:t xml:space="preserve"> </w:t>
             </w:r>
           </w:p>
           <w:p>
@@ -1119,7 +1968,7 @@
                 <w:sz w:val="18"/>
                 <w:szCs w:val="18"/>
               </w:rPr>
-              <w:t xml:space="preserve"># Fixed:</w:t>
+              <w:t xml:space="preserve"> </w:t>
             </w:r>
           </w:p>
           <w:p>
@@ -1158,7 +2007,7 @@
                 <w:sz w:val="18"/>
                 <w:szCs w:val="18"/>
               </w:rPr>
-              <w:t xml:space="preserve"># SYNTAX ERROR 6: Mismatched brackets</w:t>
+              <w:t xml:space="preserve"> </w:t>
             </w:r>
           </w:p>
           <w:p>
@@ -1197,7 +2046,7 @@
                 <w:sz w:val="18"/>
                 <w:szCs w:val="18"/>
               </w:rPr>
-              <w:t xml:space="preserve"># Fixed:</w:t>
+              <w:t xml:space="preserve"> </w:t>
             </w:r>
           </w:p>
           <w:p>
@@ -1357,19 +2206,6 @@
                 <w:sz w:val="18"/>
                 <w:szCs w:val="18"/>
               </w:rPr>
-              <w:t xml:space="preserve"># Error 1: Missing colon</w:t>
-            </w:r>
-          </w:p>
-          <w:p>
-            <w:pPr>
-              <w:spacing w:after="20"/>
-            </w:pPr>
-            <w:r>
-              <w:rPr>
-                <w:rFonts w:ascii="Courier New" w:cs="Courier New" w:eastAsia="Courier New" w:hAnsi="Courier New"/>
-                <w:sz w:val="18"/>
-                <w:szCs w:val="18"/>
-              </w:rPr>
               <w:t xml:space="preserve">if x &gt; 5:  # Fixed</w:t>
             </w:r>
           </w:p>
@@ -1409,7 +2245,7 @@
                 <w:sz w:val="18"/>
                 <w:szCs w:val="18"/>
               </w:rPr>
-              <w:t xml:space="preserve"># Error 2: Mismatched quotes</w:t>
+              <w:t xml:space="preserve"> </w:t>
             </w:r>
           </w:p>
           <w:p>
@@ -1448,7 +2284,7 @@
                 <w:sz w:val="18"/>
                 <w:szCs w:val="18"/>
               </w:rPr>
-              <w:t xml:space="preserve"># Error 3: Missing parenthesis</w:t>
+              <w:t xml:space="preserve"> </w:t>
             </w:r>
           </w:p>
           <w:p>
@@ -1515,19 +2351,6 @@
                 <w:sz w:val="18"/>
                 <w:szCs w:val="18"/>
               </w:rPr>
-              <w:t xml:space="preserve"># Original (with errors):</w:t>
-            </w:r>
-          </w:p>
-          <w:p>
-            <w:pPr>
-              <w:spacing w:after="20"/>
-            </w:pPr>
-            <w:r>
-              <w:rPr>
-                <w:rFonts w:ascii="Courier New" w:cs="Courier New" w:eastAsia="Courier New" w:hAnsi="Courier New"/>
-                <w:sz w:val="18"/>
-                <w:szCs w:val="18"/>
-              </w:rPr>
               <w:t xml:space="preserve">name = input("What's your name?</w:t>
             </w:r>
           </w:p>
@@ -1580,7 +2403,7 @@
                 <w:sz w:val="18"/>
                 <w:szCs w:val="18"/>
               </w:rPr>
-              <w:t xml:space="preserve"># Fixed:</w:t>
+              <w:t xml:space="preserve"> </w:t>
             </w:r>
           </w:p>
           <w:p>
@@ -1791,76 +2614,7 @@
           <w:sz w:val="20"/>
           <w:szCs w:val="20"/>
         </w:rPr>
-        <w:t xml:space="preserve">Challenge: Write a function with intentional syntax errors, exchange with a partner, and have them identify and fix all errors. &lt;details&gt; &lt;summary&gt;✅ Sample Answers&lt;/summary&gt;</w:t>
-      </w:r>
-    </w:p>
-    <w:p>
-      <w:pPr>
-        <w:spacing w:after="80"/>
-      </w:pPr>
-      <w:r>
-        <w:rPr>
-          <w:rFonts w:ascii="Arial" w:cs="Arial" w:eastAsia="Arial" w:hAnsi="Arial"/>
-          <w:b/>
-          <w:bCs/>
-          <w:sz w:val="20"/>
-          <w:szCs w:val="20"/>
-        </w:rPr>
-        <w:t xml:space="preserve">Problem 4: </w:t>
-      </w:r>
-      <w:r>
-        <w:rPr>
-          <w:rFonts w:ascii="Arial" w:cs="Arial" w:eastAsia="Arial" w:hAnsi="Arial"/>
-          <w:sz w:val="20"/>
-          <w:szCs w:val="20"/>
-        </w:rPr>
-        <w:t xml:space="preserve">:</w:t>
-      </w:r>
-    </w:p>
-    <w:p>
-      <w:pPr>
-        <w:spacing w:after="80"/>
-      </w:pPr>
-      <w:r>
-        <w:rPr>
-          <w:rFonts w:ascii="Arial" w:cs="Arial" w:eastAsia="Arial" w:hAnsi="Arial"/>
-          <w:b/>
-          <w:bCs/>
-          <w:sz w:val="20"/>
-          <w:szCs w:val="20"/>
-        </w:rPr>
-        <w:t xml:space="preserve">Problem 5: </w:t>
-      </w:r>
-      <w:r>
-        <w:rPr>
-          <w:rFonts w:ascii="Arial" w:cs="Arial" w:eastAsia="Arial" w:hAnsi="Arial"/>
-          <w:sz w:val="20"/>
-          <w:szCs w:val="20"/>
-        </w:rPr>
-        <w:t xml:space="preserve">:</w:t>
-      </w:r>
-    </w:p>
-    <w:p>
-      <w:pPr>
-        <w:spacing w:after="80"/>
-      </w:pPr>
-      <w:r>
-        <w:rPr>
-          <w:rFonts w:ascii="Arial" w:cs="Arial" w:eastAsia="Arial" w:hAnsi="Arial"/>
-          <w:b/>
-          <w:bCs/>
-          <w:sz w:val="20"/>
-          <w:szCs w:val="20"/>
-        </w:rPr>
-        <w:t xml:space="preserve">Problem 6: </w:t>
-      </w:r>
-      <w:r>
-        <w:rPr>
-          <w:rFonts w:ascii="Arial" w:cs="Arial" w:eastAsia="Arial" w:hAnsi="Arial"/>
-          <w:sz w:val="20"/>
-          <w:szCs w:val="20"/>
-        </w:rPr>
-        <w:t xml:space="preserve">: Errors might include: missing def, missing : after function definition or control structures, incorrect indentation, = instead of ==. &lt;/details&gt; ---</w:t>
+        <w:t xml:space="preserve">Challenge: Write a function with intentional syntax errors, exchange with a partner, and have them identify and fix all errors. ---</w:t>
       </w:r>
     </w:p>
     <w:p>

--- a/Coding 1 - year/Unit 6 - Debugging and Documentation/Daily Lesson Plans/Word/Day 123.docx
+++ b/Coding 1 - year/Unit 6 - Debugging and Documentation/Daily Lesson Plans/Word/Day 123.docx
@@ -380,7 +380,7 @@
                 <w:sz w:val="20"/>
                 <w:szCs w:val="20"/>
               </w:rPr>
-              <w:t xml:space="preserve">    In your own words: Recognize common syntax errors and fix them?</w:t>
+              <w:t xml:space="preserve">    Look at the examples on the board. Can you spot which ones show common syntax errors and fix them? What clues helped you decide?</w:t>
             </w:r>
             <w:r>
               <w:rPr>
@@ -477,7 +477,7 @@
                 <w:sz w:val="20"/>
                 <w:szCs w:val="20"/>
               </w:rPr>
-              <w:t xml:space="preserve">Today's Goal: By the end of class you will be able to recognize common syntax errors and fix them.</w:t>
+              <w:t xml:space="preserve">Today’s Goal: By the end of class you will be able to recognize common syntax errors and fix them.</w:t>
             </w:r>
             <w:r>
               <w:rPr>
@@ -1366,7 +1366,7 @@
                 <w:sz w:val="20"/>
                 <w:szCs w:val="20"/>
               </w:rPr>
-              <w:t xml:space="preserve">Quick Check: Recognize common syntax errors and fix them?</w:t>
+              <w:t xml:space="preserve">Define common syntax errors in your own words and give one example of how it's used in code.</w:t>
             </w:r>
             <w:r>
               <w:rPr>
